--- a/Manuscript/Real-time handling of missing data in the application of prediction models 17-01-2023.docx
+++ b/Manuscript/Real-time handling of missing data in the application of prediction models 17-01-2023.docx
@@ -387,6 +387,9 @@
         <w:fldChar w:fldCharType="end"/>
       </w:r>
       <w:r>
+        <w:t xml:space="preserve"> (1,2)</w:t>
+      </w:r>
+      <w:r>
         <w:t xml:space="preserve">. For instance, a prediction model that relies on historical but unrecorded data for a particular patient or prediction models that are used as early-warning systems for individual patients </w:t>
       </w:r>
       <w:r>
@@ -410,6 +413,9 @@
         <w:fldChar w:fldCharType="end"/>
       </w:r>
       <w:r>
+        <w:t xml:space="preserve"> (3,4)</w:t>
+      </w:r>
+      <w:r>
         <w:t xml:space="preserve">. Most prediction models are not designed to be used when predictors are not fully observed, and ad-hoc approaches such as replacing the missing value with the population average value (i.e., mean imputation) is generally not advised </w:t>
       </w:r>
       <w:r>
@@ -433,6 +439,9 @@
         <w:fldChar w:fldCharType="end"/>
       </w:r>
       <w:r>
+        <w:t xml:space="preserve"> (1,5)</w:t>
+      </w:r>
+      <w:r>
         <w:t xml:space="preserve">. As prediction models are increasingly being integrated in the electronic health record (EHR) via clinical decision support systems (CDSS), the issues concerning missing data and the need to deal with those missing values when applying prediction models in individual patients becomes more evident </w:t>
       </w:r>
       <w:r>
@@ -456,6 +465,9 @@
         <w:fldChar w:fldCharType="end"/>
       </w:r>
       <w:r>
+        <w:t>(6,7)</w:t>
+      </w:r>
+      <w:r>
         <w:t>. The issue is further complicated as the common strategies to mend or circumvent missing data in research are not directly applicable for use when predicting an outcome for an individual patient in a clinical practice setting.</w:t>
       </w:r>
     </w:p>
@@ -489,6 +501,9 @@
         <w:fldChar w:fldCharType="end"/>
       </w:r>
       <w:r>
+        <w:t xml:space="preserve"> (2)</w:t>
+      </w:r>
+      <w:r>
         <w:t xml:space="preserve">. Multiple imputation is often considered to be the gold standard for missing data problems and is known to provide valid estimates and correct standard errors in circumstances where the missingness does not depend on the unobserved values </w:t>
       </w:r>
       <w:r>
@@ -510,6 +525,9 @@
       </w:r>
       <w:r>
         <w:fldChar w:fldCharType="end"/>
+      </w:r>
+      <w:r>
+        <w:t xml:space="preserve"> (8)</w:t>
       </w:r>
       <w:r>
         <w:t xml:space="preserve">. </w:t>
@@ -896,7 +914,7 @@
           <w:u w:val="none"/>
         </w:rPr>
         <w:drawing>
-          <wp:inline distT="0" distB="0" distL="0" distR="0" wp14:anchorId="663C2BFB" wp14:editId="748ADE0B">
+          <wp:inline distT="0" distB="0" distL="0" distR="0" wp14:anchorId="663C2BFB" wp14:editId="4517DDF7">
             <wp:extent cx="3933825" cy="3495675"/>
             <wp:effectExtent l="0" t="0" r="9525" b="9525"/>
             <wp:docPr id="10" name="Picture 10" descr="Graphical user interface, diagram, timeline&#10;&#10;Description automatically generated with medium confidence"/>
@@ -1077,7 +1095,7 @@
           <w:lang w:val="en-GB"/>
         </w:rPr>
         <w:drawing>
-          <wp:inline distT="0" distB="0" distL="0" distR="0" wp14:anchorId="2D7023BC" wp14:editId="22A90530">
+          <wp:inline distT="0" distB="0" distL="0" distR="0" wp14:anchorId="2D7023BC" wp14:editId="25A4FA02">
             <wp:extent cx="3933825" cy="3667125"/>
             <wp:effectExtent l="0" t="0" r="9525" b="9525"/>
             <wp:docPr id="9" name="Picture 9" descr="Graphical user interface, text, application&#10;&#10;Description automatically generated"/>
@@ -1277,7 +1295,7 @@
         </w:rPr>
         <w:lastRenderedPageBreak/>
         <w:drawing>
-          <wp:inline distT="0" distB="0" distL="0" distR="0" wp14:anchorId="4217BE2F" wp14:editId="047AADF5">
+          <wp:inline distT="0" distB="0" distL="0" distR="0" wp14:anchorId="4217BE2F" wp14:editId="63D96282">
             <wp:extent cx="3933825" cy="2857500"/>
             <wp:effectExtent l="0" t="0" r="9525" b="0"/>
             <wp:docPr id="8" name="Picture 8" descr="Timeline&#10;&#10;Description automatically generated"/>
@@ -1454,7 +1472,7 @@
           <w:lang w:val="en-GB"/>
         </w:rPr>
         <w:drawing>
-          <wp:inline distT="0" distB="0" distL="0" distR="0" wp14:anchorId="23E7F794" wp14:editId="2194B886">
+          <wp:inline distT="0" distB="0" distL="0" distR="0" wp14:anchorId="23E7F794" wp14:editId="53CC68B2">
             <wp:extent cx="4105275" cy="4057650"/>
             <wp:effectExtent l="0" t="0" r="9525" b="0"/>
             <wp:docPr id="7" name="Picture 7" descr="Diagram&#10;&#10;Description automatically generated"/>
@@ -9522,22 +9540,6 @@
         <w:gridCol w:w="838"/>
         <w:gridCol w:w="837"/>
         <w:gridCol w:w="838"/>
-        <w:tblGridChange w:id="2">
-          <w:tblGrid>
-            <w:gridCol w:w="453"/>
-            <w:gridCol w:w="952"/>
-            <w:gridCol w:w="837"/>
-            <w:gridCol w:w="838"/>
-            <w:gridCol w:w="837"/>
-            <w:gridCol w:w="838"/>
-            <w:gridCol w:w="837"/>
-            <w:gridCol w:w="838"/>
-            <w:gridCol w:w="837"/>
-            <w:gridCol w:w="838"/>
-            <w:gridCol w:w="837"/>
-            <w:gridCol w:w="838"/>
-          </w:tblGrid>
-        </w:tblGridChange>
       </w:tblGrid>
       <w:tr>
         <w:trPr>
